--- a/uploads/resumes/110534235_履歷_20260309_134027_副本_20260309_134104.docx
+++ b/uploads/resumes/110534235_履歷_20260309_134027_副本_20260309_134104.docx
@@ -389,8 +389,8 @@
         <w:rPr>
           <w:rFonts w:ascii="標楷體" w:eastAsia="標楷體" w:hAnsi="標楷體"/>
           <w:b/>
-          <w:sz w:val="32"/>
-          <w:szCs w:val="32"/>
+          <w:sz w:val="40"/>
+          <w:szCs w:val="40"/>
         </w:rPr>
       </w:pPr>
       <w:r>
@@ -414,89 +414,36 @@
       <w:r>
         <w:rPr>
           <w:rFonts w:ascii="標楷體" w:eastAsia="標楷體" w:hAnsi="標楷體"/>
+          <w:b/>
+          <w:bCs/>
           <w:sz w:val="40"/>
           <w:szCs w:val="40"/>
         </w:rPr>
-        <w:t xml:space="preserve">114</w:t>
+        <w:t xml:space="preserve">114 年 </w:t>
       </w:r>
       <w:r>
         <w:rPr>
           <w:rFonts w:ascii="標楷體" w:eastAsia="標楷體" w:hAnsi="標楷體"/>
           <w:b/>
+          <w:bCs/>
           <w:sz w:val="40"/>
           <w:szCs w:val="40"/>
         </w:rPr>
-        <w:t xml:space="preserve"> 年 </w:t>
+        <w:lastRenderedPageBreak/>
+        <w:t xml:space="preserve">2 月 17 日至 6 月 20 日</w:t>
       </w:r>
-      <w:r>
-        <w:rPr>
-          <w:rFonts w:ascii="標楷體" w:eastAsia="標楷體" w:hAnsi="標楷體"/>
-          <w:sz w:val="40"/>
-          <w:szCs w:val="40"/>
-        </w:rPr>
-        <w:lastRenderedPageBreak/>
-        <w:t xml:space="preserve">2</w:t>
-      </w:r>
-      <w:r>
+    </w:p>
+    <w:p>
+      <w:pPr>
+        <w:spacing w:line="520" w:lineRule="exact"/>
+        <w:jc w:val="center"/>
         <w:rPr>
           <w:rFonts w:ascii="標楷體" w:eastAsia="標楷體" w:hAnsi="標楷體"/>
           <w:b/>
-          <w:sz w:val="40"/>
-          <w:szCs w:val="40"/>
-        </w:rPr>
-        <w:t xml:space="preserve"> 月 </w:t>
-      </w:r>
-      <w:r>
-        <w:rPr>
-          <w:rFonts w:ascii="標楷體" w:eastAsia="標楷體" w:hAnsi="標楷體"/>
-          <w:sz w:val="40"/>
-          <w:szCs w:val="40"/>
-        </w:rPr>
-        <w:t xml:space="preserve">17</w:t>
-      </w:r>
-      <w:r>
-        <w:rPr>
-          <w:rFonts w:ascii="標楷體" w:eastAsia="標楷體" w:hAnsi="標楷體"/>
-          <w:b/>
-          <w:sz w:val="40"/>
-          <w:szCs w:val="40"/>
-        </w:rPr>
-        <w:t xml:space="preserve"> 日至 </w:t>
-      </w:r>
-      <w:r>
-        <w:rPr>
-          <w:rFonts w:ascii="標楷體" w:eastAsia="標楷體" w:hAnsi="標楷體"/>
-          <w:sz w:val="40"/>
-          <w:szCs w:val="40"/>
-        </w:rPr>
-        <w:t xml:space="preserve">6</w:t>
-      </w:r>
-      <w:r>
-        <w:rPr>
-          <w:rFonts w:ascii="標楷體" w:eastAsia="標楷體" w:hAnsi="標楷體"/>
-          <w:b/>
-          <w:sz w:val="40"/>
-          <w:szCs w:val="40"/>
-        </w:rPr>
-        <w:t xml:space="preserve"> 月 </w:t>
-      </w:r>
-      <w:r>
-        <w:rPr>
-          <w:rFonts w:ascii="標楷體" w:eastAsia="標楷體" w:hAnsi="標楷體"/>
-          <w:sz w:val="40"/>
-          <w:szCs w:val="40"/>
-        </w:rPr>
-        <w:t xml:space="preserve">20</w:t>
-      </w:r>
-      <w:r>
-        <w:rPr>
-          <w:rFonts w:ascii="標楷體" w:eastAsia="標楷體" w:hAnsi="標楷體"/>
-          <w:b/>
-          <w:sz w:val="40"/>
-          <w:szCs w:val="40"/>
-        </w:rPr>
-        <w:t xml:space="preserve"> 日</w:t>
-      </w:r>
+          <w:sz w:val="32"/>
+          <w:szCs w:val="32"/>
+        </w:rPr>
+      </w:pPr>
       <w:r>
         <w:rPr>
           <w:rFonts w:ascii="標楷體" w:eastAsia="標楷體" w:hAnsi="標楷體"/>
@@ -2036,7 +1983,6 @@
               <w:rPr>
                 <w:rFonts w:ascii="標楷體" w:eastAsia="標楷體" w:hAnsi="標楷體"/>
               </w:rPr>
-              <w:lastRenderedPageBreak/>
               <w:t xml:space="preserve">網頁設計</w:t>
             </w:r>
           </w:p>
@@ -2079,6 +2025,7 @@
               <w:rPr>
                 <w:rFonts w:ascii="標楷體" w:eastAsia="標楷體" w:hAnsi="標楷體"/>
               </w:rPr>
+              <w:lastRenderedPageBreak/>
               <w:t xml:space="preserve">行動網頁程式開發</w:t>
             </w:r>
           </w:p>
@@ -2121,6 +2068,7 @@
               <w:rPr>
                 <w:rFonts w:ascii="標楷體" w:eastAsia="標楷體" w:hAnsi="標楷體"/>
               </w:rPr>
+              <w:lastRenderedPageBreak/>
               <w:t xml:space="preserve">行銷企劃書撰寫</w:t>
             </w:r>
           </w:p>
@@ -2167,6 +2115,7 @@
               <w:rPr>
                 <w:rFonts w:ascii="標楷體" w:eastAsia="標楷體" w:hAnsi="標楷體"/>
               </w:rPr>
+              <w:lastRenderedPageBreak/>
               <w:t xml:space="preserve">行銷管理</w:t>
             </w:r>
           </w:p>
@@ -2777,7 +2726,7 @@
               <w:rPr>
                 <w:rFonts w:ascii="標楷體" w:eastAsia="標楷體" w:hAnsi="標楷體"/>
               </w:rPr>
-              <w:t xml:space="preserve">日本語能力試驗</w:t>
+              <w:t xml:space="preserve">日本語能力試驗N3</w:t>
             </w:r>
           </w:p>
         </w:tc>
@@ -3611,19 +3560,19 @@
                 <w:rFonts w:ascii="標楷體" w:eastAsia="標楷體" w:hAnsi="標楷體"/>
                 <w:bCs/>
               </w:rPr>
-              <w:t xml:space="preserve">我在一個單親家庭中成長，作為家中的長女，母親一直是我心中最堅強的榜樣。她的堅韌和無私的愛教會了我獨立與責任感，讓我在生活中學會了如何自我管理和分擔家庭責任。這樣的成長背景使我在面對挑戰時更加堅強，並培養了我解決問題的能力。
+              <w:t xml:space="preserve">展現高度責任感與自主管理能力，培養了面對複雜挑戰的堅韌問題解決能力。
 </w:t>
               <w:br/>
-              <w:t xml:space="preserve">在學校，我的求學過程充實而富有挑戰性。老師們經常將統整資料的任務交給我，這讓我逐漸磨練出組織、分析和溝通的能力。就讀資訊管理科時，我對數據分析和系統開發產生了濃厚的興趣，這些學習經歷不僅加深了我對資訊管理的熱愛，也讓我意識到自己在這個領域的潛力。
+              <w:t xml:space="preserve">學業期間，系統性地磨練了組織、分析與溝通協調能力。主修資訊管理，深入研究數據分析與系統開發，理解軟硬體整合的重要性，堅定投身資訊科技領域的職涯決心。
 </w:t>
               <w:br/>
-              <w:t xml:space="preserve">課外活動方面，我特別喜歡參加動手做的社團，如機器人社團。在這些活動中，我不僅提升了創造力和團隊合作精神，還在實際操作中獲得了豐富的知識。尤其在AERC亞洲機器人競速挑戰中，我和團隊榮獲第二名的成績，這讓我更加堅定了追求科技和創意產業的決心。
+              <w:t xml:space="preserve">積極投入機器人社團，親手實踐複雜的硬體組裝與程式設計。透過跨功能團隊協作，強化了創新思維與實務執行能力。榮獲AERC亞洲機器人競速挑戰第二名，展現於機器人系統設計與硬體效能優化的卓越實力。
 </w:t>
               <w:br/>
-              <w:t xml:space="preserve">我的技能涵蓋多個領域，尤其在影片剪輯、文書處理和平面設計方面有著一定的經驗。我熟練使用各種軟體，經常為學校活動製作宣傳海報和剪輯影片，這些經歷不僅提升了我的創意能力，也讓我學會了如何有效地將視覺設計與內容傳遞結合。此外，擔任證照教學助理的經歷讓我掌握了硬體設置和維護的實用知識，這進一步提升了我的問題解決能力。
+              <w:t xml:space="preserve">運用多種設計軟體，高效製作活動海報與宣傳影片，精準傳達活動內容。擔任證照課程助教期間，全面掌握硬體設置、系統配置與日常維護實務。主動解決學員遇到的技術問題，顯著提升了硬體故障排除與技術應用能力。
 </w:t>
               <w:br/>
-              <w:t xml:space="preserve">展望未來，我希望能將我的專業技能與興趣結合，成為一名專業的資訊管理人才。我計劃專注於資訊技術與創意設計的融合，並尋找與此相關的工作機會。我相信，通過在學期間積累的經驗和技能，我能夠為自己的職業發展奠定堅實的基礎，並在未來的職業生涯中創造出更多的價值。</w:t>
+              <w:t xml:space="preserve">憑藉資訊管理專業技能與對科技的熱情，立志成為具備軟硬體整合能力的資訊科技專才。專注於創新資訊技術與實務應用的融合，積極追求能發揮關鍵價值的職涯發展。透過持續學習與實踐，致力於為企業創造實際且深遠的科技效益。</w:t>
             </w:r>
           </w:p>
         </w:tc>
@@ -3702,7 +3651,7 @@
             <w:r>
               <w:drawing>
                 <wp:inline xmlns:a="http://schemas.openxmlformats.org/drawingml/2006/main" xmlns:pic="http://schemas.openxmlformats.org/drawingml/2006/picture">
-                  <wp:extent cx="5486400" cy="4688069"/>
+                  <wp:extent cx="5486400" cy="3109480"/>
                   <wp:docPr id="1004" name="Picture 27"/>
                   <wp:cNvGraphicFramePr>
                     <a:graphicFrameLocks noChangeAspect="1"/>
@@ -3711,7 +3660,7 @@
                     <a:graphicData uri="http://schemas.openxmlformats.org/drawingml/2006/picture">
                       <pic:pic>
                         <pic:nvPicPr>
-                          <pic:cNvPr id="0" name="1_transcript_20260309_134027.jpg"/>
+                          <pic:cNvPr id="0" name="1_transcript_20260311_163147.png"/>
                           <pic:cNvPicPr/>
                         </pic:nvPicPr>
                         <pic:blipFill>
@@ -3723,7 +3672,7 @@
                         <pic:spPr>
                           <a:xfrm>
                             <a:off x="0" y="0"/>
-                            <a:ext cx="5486400" cy="4688069"/>
+                            <a:ext cx="5486400" cy="3109480"/>
                           </a:xfrm>
                           <a:prstGeom prst="rect"/>
                         </pic:spPr>
@@ -3892,7 +3841,7 @@
               <w:rPr>
                 <w:rFonts w:ascii="標楷體" w:eastAsia="標楷體" w:hAnsi="標楷體"/>
               </w:rPr>
-              <w:t xml:space="preserve">日本語能力試驗</w:t>
+              <w:t xml:space="preserve">日本語能力試驗N3</w:t>
             </w:r>
           </w:p>
         </w:tc>
@@ -4885,29 +4834,14 @@
       </w:r>
       <w:r>
         <w:rPr>
-          <w:rFonts w:ascii="標楷體" w:eastAsia="標楷體" w:hAnsi="標楷體"/>
-          <w:sz w:val="32"/>
-          <w:szCs w:val="32"/>
-        </w:rPr>
-        <w:t xml:space="preserve">1122</w:t>
-      </w:r>
-      <w:r>
-        <w:rPr>
+          <w:rStyle w:val="HTML1"/>
           <w:rFonts w:ascii="標楷體" w:eastAsia="標楷體" w:hAnsi="標楷體"/>
           <w:b/>
           <w:bCs/>
           <w:sz w:val="32"/>
           <w:szCs w:val="32"/>
         </w:rPr>
-        <w:t xml:space="preserve"> 至 </w:t>
-      </w:r>
-      <w:r>
-        <w:rPr>
-          <w:rFonts w:ascii="標楷體" w:eastAsia="標楷體" w:hAnsi="標楷體"/>
-          <w:sz w:val="32"/>
-          <w:szCs w:val="32"/>
-        </w:rPr>
-        <w:t xml:space="preserve">1131</w:t>
+        <w:t xml:space="preserve">1122</w:t>
       </w:r>
       <w:r>
         <w:rPr>
@@ -4917,57 +4851,28 @@
           <w:sz w:val="32"/>
           <w:szCs w:val="32"/>
         </w:rPr>
-        <w:t xml:space="preserve"> 學期)</w:t>
+        <w:t xml:space="preserve"> 至 </w:t>
       </w:r>
-    </w:p>
-    <w:p>
-      <w:pPr>
-        <w:snapToGrid w:val="0"/>
-        <w:jc w:val="center"/>
-        <w:rPr>
+      <w:r>
+        <w:rPr>
+          <w:rStyle w:val="HTML1"/>
           <w:rFonts w:ascii="標楷體" w:eastAsia="標楷體" w:hAnsi="標楷體"/>
           <w:b/>
           <w:bCs/>
           <w:sz w:val="32"/>
           <w:szCs w:val="32"/>
         </w:rPr>
-      </w:pPr>
-      <w:r>
-        <w:t xml:space="preserve"/>
+        <w:t xml:space="preserve">1131</w:t>
       </w:r>
       <w:r>
-        <w:drawing>
-          <wp:inline xmlns:a="http://schemas.openxmlformats.org/drawingml/2006/main" xmlns:pic="http://schemas.openxmlformats.org/drawingml/2006/picture">
-            <wp:extent cx="5486400" cy="2328885"/>
-            <wp:docPr id="1006" name="Picture 27"/>
-            <wp:cNvGraphicFramePr>
-              <a:graphicFrameLocks noChangeAspect="1"/>
-            </wp:cNvGraphicFramePr>
-            <a:graphic>
-              <a:graphicData uri="http://schemas.openxmlformats.org/drawingml/2006/picture">
-                <pic:pic>
-                  <pic:nvPicPr>
-                    <pic:cNvPr id="0" name="1_absence_proof_20260309_134027.png"/>
-                    <pic:cNvPicPr/>
-                  </pic:nvPicPr>
-                  <pic:blipFill>
-                    <a:blip r:embed="rId14"/>
-                    <a:stretch>
-                      <a:fillRect/>
-                    </a:stretch>
-                  </pic:blipFill>
-                  <pic:spPr>
-                    <a:xfrm>
-                      <a:off x="0" y="0"/>
-                      <a:ext cx="5486400" cy="2328885"/>
-                    </a:xfrm>
-                    <a:prstGeom prst="rect"/>
-                  </pic:spPr>
-                </pic:pic>
-              </a:graphicData>
-            </a:graphic>
-          </wp:inline>
-        </w:drawing>
+        <w:rPr>
+          <w:rFonts w:ascii="標楷體" w:eastAsia="標楷體" w:hAnsi="標楷體"/>
+          <w:b/>
+          <w:bCs/>
+          <w:sz w:val="32"/>
+          <w:szCs w:val="32"/>
+        </w:rPr>
+        <w:t xml:space="preserve"> 學期)</w:t>
       </w:r>
       <w:r>
         <w:t xml:space="preserve"/>
